--- a/1юпсп/3 Фильтры и таблицы.docx
+++ b/1юпсп/3 Фильтры и таблицы.docx
@@ -88,7 +88,7 @@
                 <w:sz w:val="28"/>
                 <w:szCs w:val="28"/>
                 <w:highlight w:val="yellow"/>
-                <w:lang w:eastAsia="en-US"/>
+                <w:lang w:val="en-US" w:eastAsia="en-US"/>
               </w:rPr>
             </w:pPr>
             <w:r>
@@ -194,31 +194,6 @@
                 <w:lang w:eastAsia="en-US"/>
               </w:rPr>
               <w:t xml:space="preserve"> </w:t>
-            </w:r>
-          </w:p>
-          <w:p>
-            <w:pPr>
-              <w:jc w:val="center"/>
-              <w:rPr>
-                <w:rFonts w:ascii="Times New Roman" w:eastAsia="Calibri" w:hAnsi="Times New Roman" w:cs="Times New Roman"/>
-                <w:b/>
-                <w:color w:val="FF0000"/>
-                <w:sz w:val="28"/>
-                <w:szCs w:val="28"/>
-                <w:lang w:eastAsia="en-US"/>
-              </w:rPr>
-            </w:pPr>
-            <w:r>
-              <w:rPr>
-                <w:rFonts w:ascii="Times New Roman" w:eastAsia="Calibri" w:hAnsi="Times New Roman" w:cs="Times New Roman"/>
-                <w:b/>
-                <w:color w:val="FF0000"/>
-                <w:sz w:val="28"/>
-                <w:szCs w:val="28"/>
-                <w:highlight w:val="yellow"/>
-                <w:lang w:eastAsia="en-US"/>
-              </w:rPr>
-              <w:t>Его же после всех заданий нужно будет отправить в форму</w:t>
             </w:r>
           </w:p>
         </w:tc>

--- a/1юпсп/3 Фильтры и таблицы.docx
+++ b/1юпсп/3 Фильтры и таблицы.docx
@@ -2019,7 +2019,54 @@
           <w:lang w:eastAsia="en-US"/>
         </w:rPr>
         <w:lastRenderedPageBreak/>
-        <w:t xml:space="preserve">Задание 4*. Изучите дополнительный функционал </w:t>
+        <w:t>Задание 4</w:t>
+      </w:r>
+      <w:r>
+        <w:rPr>
+          <w:rFonts w:ascii="Times New Roman" w:eastAsia="Calibri" w:hAnsi="Times New Roman" w:cs="Times New Roman"/>
+          <w:b/>
+          <w:sz w:val="28"/>
+          <w:szCs w:val="28"/>
+          <w:lang w:eastAsia="en-US"/>
+        </w:rPr>
+        <w:t xml:space="preserve"> </w:t>
+      </w:r>
+      <w:r>
+        <w:rPr>
+          <w:rFonts w:ascii="Times New Roman" w:eastAsia="Times New Roman" w:hAnsi="Times New Roman" w:cs="Times New Roman"/>
+          <w:b/>
+          <w:sz w:val="28"/>
+          <w:szCs w:val="24"/>
+        </w:rPr>
+        <w:t>(</w:t>
+      </w:r>
+      <w:r>
+        <w:rPr>
+          <w:rFonts w:ascii="Times New Roman" w:eastAsia="Times New Roman" w:hAnsi="Times New Roman" w:cs="Times New Roman"/>
+          <w:b/>
+          <w:sz w:val="28"/>
+          <w:szCs w:val="24"/>
+        </w:rPr>
+        <w:t>дополнительно</w:t>
+      </w:r>
+      <w:r>
+        <w:rPr>
+          <w:rFonts w:ascii="Times New Roman" w:eastAsia="Times New Roman" w:hAnsi="Times New Roman" w:cs="Times New Roman"/>
+          <w:b/>
+          <w:sz w:val="28"/>
+          <w:szCs w:val="24"/>
+        </w:rPr>
+        <w:t>)</w:t>
+      </w:r>
+      <w:r>
+        <w:rPr>
+          <w:rFonts w:ascii="Times New Roman" w:eastAsia="Calibri" w:hAnsi="Times New Roman" w:cs="Times New Roman"/>
+          <w:b/>
+          <w:sz w:val="28"/>
+          <w:szCs w:val="28"/>
+          <w:lang w:eastAsia="en-US"/>
+        </w:rPr>
+        <w:t xml:space="preserve">. Изучите дополнительный функционал </w:t>
       </w:r>
       <w:r>
         <w:rPr>
